--- a/rag-mini-project/docs/project_report.docx
+++ b/rag-mini-project/docs/project_report.docx
@@ -64,7 +64,7 @@
           <w:i w:val="0"/>
           <w:sz w:val="23"/>
         </w:rPr>
-        <w:t>[Student Name 1]  -  Roll No. Rollno1</w:t>
+        <w:t>Aditri Shresth  -  Roll No. B099</w:t>
       </w:r>
     </w:p>
     <w:p>
@@ -77,7 +77,7 @@
           <w:i w:val="0"/>
           <w:sz w:val="23"/>
         </w:rPr>
-        <w:t>[Student Name 2]  -  Roll No. Rollno2</w:t>
+        <w:t>Aditya Singh  -  Roll No. B101</w:t>
       </w:r>
     </w:p>
     <w:p>
@@ -90,7 +90,7 @@
           <w:i w:val="0"/>
           <w:sz w:val="23"/>
         </w:rPr>
-        <w:t>[Student Name 3]  -  Roll No. Rollno3</w:t>
+        <w:t>Krishang Vikram Singh  -  Roll No. B106</w:t>
       </w:r>
     </w:p>
     <w:p>
@@ -128,7 +128,7 @@
           <w:i/>
           <w:sz w:val="18"/>
         </w:rPr>
-        <w:t>Names, roll numbers, institution, supervisor and date are placeholders to be completed by the team (docs/team_info.json).</w:t>
+        <w:t>Institution, supervisor and date are placeholders to be completed by the team (docs/team_info.json).</w:t>
       </w:r>
     </w:p>
     <w:p>

--- a/rag-mini-project/docs/project_report.docx
+++ b/rag-mini-project/docs/project_report.docx
@@ -51,7 +51,7 @@
           <w:i w:val="0"/>
           <w:sz w:val="24"/>
         </w:rPr>
-        <w:t>[Institution name]</w:t>
+        <w:t>NMIMS - Mukesh Patel School of Technology Management and Engineering</w:t>
       </w:r>
     </w:p>
     <w:p>
@@ -103,7 +103,7 @@
           <w:i w:val="0"/>
           <w:sz w:val="22"/>
         </w:rPr>
-        <w:t>Supervisor / Instructor: [Supervisor / Instructor name]</w:t>
+        <w:t>Supervisor / Instructor: Dr. Prashasti Kanikar</w:t>
       </w:r>
     </w:p>
     <w:p>
@@ -128,7 +128,7 @@
           <w:i/>
           <w:sz w:val="18"/>
         </w:rPr>
-        <w:t>Institution, supervisor and date are placeholders to be completed by the team (docs/team_info.json).</w:t>
+        <w:t>The submission date is a placeholder to be completed by the team (docs/team_info.json).</w:t>
       </w:r>
     </w:p>
     <w:p>

--- a/rag-mini-project/docs/project_report.docx
+++ b/rag-mini-project/docs/project_report.docx
@@ -116,19 +116,7 @@
           <w:i w:val="0"/>
           <w:sz w:val="22"/>
         </w:rPr>
-        <w:t>Date: [Date]</w:t>
-      </w:r>
-    </w:p>
-    <w:p>
-      <w:pPr>
-        <w:jc w:val="center"/>
-      </w:pPr>
-      <w:r>
-        <w:rPr>
-          <w:i/>
-          <w:sz w:val="18"/>
-        </w:rPr>
-        <w:t>The submission date is a placeholder to be completed by the team (docs/team_info.json).</w:t>
+        <w:t>Date: 19/10/2026</w:t>
       </w:r>
     </w:p>
     <w:p>
